--- a/최종교재/08장_Claude_Code_설치하고_길들이기.docx
+++ b/최종교재/08장_Claude_Code_설치하고_길들이기.docx
@@ -2022,10 +2022,9 @@
         <w:rPr>
           <w:b w:val="0"/>
           <w:i w:val="0"/>
-          <w:strike w:val="0"/>
           <w:color w:val="000000"/>
         </w:rPr>
-        <w:t>Pro 결제가 어렵다면 비슷한 터미널 AI 도구로 책을 따라올 수 있습니다. 프롬프트 4요소는 어느 도구에서나 통합니다.</w:t>
+        <w:t>Pro 결제가 어렵다면 비슷한 터미널 AI 도구로 책을 따라올 수 있습니다. 프롬프트 4요소는 어느 도구에서나 똑같이 쓸 수 있습니다.</w:t>
       </w:r>
     </w:p>
     <w:p>
@@ -2117,10 +2116,9 @@
         <w:rPr>
           <w:b w:val="0"/>
           <w:i w:val="0"/>
-          <w:strike w:val="0"/>
           <w:color w:val="000000"/>
         </w:rPr>
-        <w:t>단, 이 책의 화면·명령어 설명은 Claude Code 기준이라 세부 조작은 조금씩 다를 수 있습니다.</w:t>
+        <w:t>단, 이 책의 화면과 명령어 설명은 Claude Code 기준입니다. 세부 조작은 조금씩 다를 수 있습니다.</w:t>
       </w:r>
     </w:p>
     <w:p>

--- a/최종교재/08장_Claude_Code_설치하고_길들이기.docx
+++ b/최종교재/08장_Claude_Code_설치하고_길들이기.docx
@@ -155,10 +155,9 @@
         <w:rPr>
           <w:b w:val="0"/>
           <w:i w:val="0"/>
-          <w:strike w:val="0"/>
           <w:color w:val="000000"/>
         </w:rPr>
-        <w:t>복사-붙여넣기가 없습니다. 이게 핵심입니다.</w:t>
+        <w:t>코드를 복사하여 붙여넣을 필요가 없다는 점이 기존 방식과의 차이점입니다.</w:t>
       </w:r>
     </w:p>
     <w:p>
@@ -1087,10 +1086,9 @@
         <w:rPr>
           <w:b w:val="0"/>
           <w:i w:val="0"/>
-          <w:strike w:val="0"/>
           <w:color w:val="000000"/>
         </w:rPr>
-        <w:t>안녕! 이 폴더에 hello.txt 파일을 만들고, 그 안에 "바이브코딩 시작!"이라고 써줘.</w:t>
+        <w:t>안녕하세요! 이 폴더에 hello.txt 파일을 생성하고, 파일 내부에 "바이브코딩 시작!"이라고 작성하여 주십시오.</w:t>
       </w:r>
     </w:p>
     <w:p>
@@ -1128,7 +1126,7 @@
           <w:i w:val="0"/>
           <w:color w:val="000000"/>
         </w:rPr>
-        <w:t>이번에는 파일을 생성하는 요청이 아니라, 질문하여 답변을 받는 방식으로 사용해 보겠습니다.</w:t>
+        <w:t>이번에는 파일을 생성하도록 요청하는 대신, 질문을 통하여 답변을 받는 방식으로 활용해 보겠습니다.</w:t>
       </w:r>
     </w:p>
     <w:p>
@@ -1151,10 +1149,9 @@
         <w:rPr>
           <w:b w:val="0"/>
           <w:i w:val="0"/>
-          <w:strike w:val="0"/>
           <w:color w:val="000000"/>
         </w:rPr>
-        <w:t>방금 무슨 일을 했는지, 그리고 이 폴더에 지금 어떤 파일이 있는지 정리해서 알려줘.</w:t>
+        <w:t>방금 수행한 작업의 내용과 현재 이 폴더에 존재하는 파일의 목록을 정리하여 알려 주십시오.</w:t>
       </w:r>
     </w:p>
     <w:p>
@@ -1424,7 +1421,7 @@
           <w:i w:val="0"/>
           <w:color w:val="000000"/>
         </w:rPr>
-        <w:t>각 요소를 하나씩 자세히 살펴보도록 하겠습니다. 제시해 드리는 예시들은 모두 앞으로 만들게 될 지도 앱과 관련된 내용이므로 크게 낯설지 않으실 것입니다.</w:t>
+        <w:t>각 요소를 하나씩 자세히 살펴보도록 하겠습니다. 제시해 드리는 예시들은 모두 앞으로 제작하게 될 지도 애플리케이션과 관련된 내용이므로 크게 낯설지 않으실 것입니다.</w:t>
       </w:r>
     </w:p>
     <w:p>
@@ -1633,10 +1630,9 @@
         <w:rPr>
           <w:b w:val="0"/>
           <w:i w:val="0"/>
-          <w:strike w:val="0"/>
           <w:color w:val="000000"/>
         </w:rPr>
-        <w:t>카카오지도 JS SDK를 쓰는 Vite 바닐라 JS 프로젝트야. (맥락) 장소 데이터의 맛집 5곳에 마커를 찍고, 클릭하면 가게 이름 말풍선이 뜨게 해줘. (목표) 새 라이브러리 설치는 하지 말고 mapView.js만 수정해. (제약) 바뀐 부분만 보여주고 한 줄씩 설명해줘. (출력 형식)</w:t>
+        <w:t>카카오지도 JavaScript SDK를 활용하는 Vite 기반 순수 JavaScript 프로젝트입니다. (배경) 장소 데이터 가운데 맛집 5곳에 마커를 표시하고, 마커를 클릭하면 가게 이름이 말풍선 형태로 나타나도록 하십시오. (목표) 별도의 라이브러리는 설치하지 않고, mapView.js 파일만 수정하여 주십시오. (제약 사항) 수정된 부분만 제시하고, 각 내용에 대하여 한 줄씩 설명을 덧붙여 주십시오. (출력 형식)</w:t>
       </w:r>
     </w:p>
     <w:p>
@@ -1679,10 +1675,9 @@
         <w:rPr>
           <w:b w:val="0"/>
           <w:i w:val="0"/>
-          <w:strike w:val="0"/>
           <w:color w:val="000000"/>
         </w:rPr>
-        <w:t>여기는 연습용 폴더야. (맥락) 내가 좋아하는 장소 세 곳의 이름과 한 줄 소개를 담은 places.txt 파일을 만들어줘. (목표) 파일은 하나만 만들고, 내용은 한국어로 써. (제약) 다 만들면 파일 내용을 보여줘. (출력 형식)</w:t>
+        <w:t>이곳은 연습용 폴더입니다. (배경) 내가 좋아하는 장소 세 곳의 이름과 한 줄 소개를 담은 places.txt 파일을 생성하여 주십시오. (목표) 파일은 하나만 생성하고, 내용은 한국어로 작성하여 주십시오. (제약 사항) 작성이 완료되면 파일의 내용을 함께 보여 주십시오. (출력 형식)</w:t>
       </w:r>
     </w:p>
     <w:p>
